--- a/output/docx/fr/BUFRCREX_TableB_fr_19.docx
+++ b/output/docx/fr/BUFRCREX_TableB_fr_19.docx
@@ -633,7 +633,7 @@
                 <w:b w:val="0"/>
                 <w:sz w:val="16"/>
               </w:rPr>
-              <w:t>Note 138: Le rayon réel de la caractéristique est défini en fonction du rayon de l’isobare de 1000 hPa au niveau moyen de la mer.</w:t>
+              <w:t>Note B138: Le rayon réel de la caractéristique est défini en fonction du rayon de l’isobare de 1000 hPa au niveau moyen de la mer.</w:t>
             </w:r>
           </w:p>
         </w:tc>
@@ -826,7 +826,7 @@
                 <w:b w:val="0"/>
                 <w:sz w:val="16"/>
               </w:rPr>
-              <w:t>Note 99: Le vent maximal et le rayon effectif du vent maximal sont indiqués par les descripteurs 0 19 003 et 0 19 004.</w:t>
+              <w:t>Note B99: Le vent maximal et le rayon effectif du vent maximal sont indiqués par les descripteurs 0 19 003 et 0 19 004.</w:t>
             </w:r>
           </w:p>
         </w:tc>
@@ -1019,7 +1019,7 @@
                 <w:b w:val="0"/>
                 <w:sz w:val="16"/>
               </w:rPr>
-              <w:t>Note 99: Le vent maximal et le rayon effectif du vent maximal sont indiqués par les descripteurs 0 19 003 et 0 19 004.</w:t>
+              <w:t>Note B99: Le vent maximal et le rayon effectif du vent maximal sont indiqués par les descripteurs 0 19 003 et 0 19 004.</w:t>
             </w:r>
           </w:p>
         </w:tc>
@@ -1212,7 +1212,7 @@
                 <w:b w:val="0"/>
                 <w:sz w:val="16"/>
               </w:rPr>
-              <w:t>Note 73: Dans la Région IV, la température maximale transmise à 1200 UTC est celle du jour précédent (l’heure de fin de la période ne correspond pas à l’heure de référence du message). Pour définir la période considérée, il faut répéter une fois le descripteur 0 04 024. Si la période se termine à l’heure de référence du message, le descripteur 0 04 024 est mis à 0 la deuxième fois qu’il apparaît .</w:t>
+              <w:t>Note B73: Dans le cas d’une caractéristique stationnaire, les descripteurs 0 19 005 (direction de déplacement de la caractéristique) et 0 19 006 (vitesse de déplacement de la caractéristique) sont mis à zéro.</w:t>
             </w:r>
           </w:p>
         </w:tc>
@@ -1405,7 +1405,7 @@
                 <w:b w:val="0"/>
                 <w:sz w:val="16"/>
               </w:rPr>
-              <w:t>Note 73: Dans la Région IV, la température maximale transmise à 1200 UTC est celle du jour précédent (l’heure de fin de la période ne correspond pas à l’heure de référence du message). Pour définir la période considérée, il faut répéter une fois le descripteur 0 04 024. Si la période se termine à l’heure de référence du message, le descripteur 0 04 024 est mis à 0 la deuxième fois qu’il apparaît .</w:t>
+              <w:t>Note B73: Dans le cas d’une caractéristique stationnaire, les descripteurs 0 19 005 (direction de déplacement de la caractéristique) et 0 19 006 (vitesse de déplacement de la caractéristique) sont mis à zéro.</w:t>
             </w:r>
           </w:p>
         </w:tc>
